--- a/atelier/atelier_067 (1).docx
+++ b/atelier/atelier_067 (1).docx
@@ -445,7 +445,7 @@
           </w:tcPr>
           <w:p>
             <w:r>
-              <w:t xml:space="preserve">Règle posée (#63), exceptions cadrées (#65), contournements éliminés (#66)</w:t>
+              <w:t xml:space="preserve">Règle posée, exceptions cadrées, contournements éliminés</w:t>
             </w:r>
           </w:p>
         </w:tc>
@@ -576,7 +576,7 @@
         </w:numPr>
       </w:pPr>
       <w:r>
-        <w:t xml:space="preserve">Garder la porte des exceptions cadrée, pas ouverte : le process hotfix (#65) passe lui aussi par main (branche de hotfix mergée dans main avant déploiement). Le garde-fou n'empêche donc pas les exceptions légitimes — elles passent par main, comme tout le reste.</w:t>
+        <w:t xml:space="preserve">Garder la porte des exceptions cadrée, pas ouverte : le process hotfix passe lui aussi par main (branche de hotfix mergée dans main avant déploiement). Le garde-fou n'empêche donc pas les exceptions légitimes — elles passent par main, comme tout le reste.</w:t>
       </w:r>
     </w:p>
     <w:p>
@@ -643,7 +643,7 @@
                 <w:sz w:val="19"/>
                 <w:szCs w:val="19"/>
               </w:rPr>
-              <w:t xml:space="preserve">  stage: deploy</w:t>
+              <w:t xml:space="preserve"> stage: deploy</w:t>
             </w:r>
           </w:p>
           <w:p>
@@ -656,7 +656,7 @@
                 <w:sz w:val="19"/>
                 <w:szCs w:val="19"/>
               </w:rPr>
-              <w:t xml:space="preserve">  script: - ./deploy.sh</w:t>
+              <w:t xml:space="preserve"> script: -./deploy.sh</w:t>
             </w:r>
           </w:p>
           <w:p>
@@ -669,7 +669,7 @@
                 <w:sz w:val="19"/>
                 <w:szCs w:val="19"/>
               </w:rPr>
-              <w:t xml:space="preserve">  environment:</w:t>
+              <w:t xml:space="preserve"> environment:</w:t>
             </w:r>
           </w:p>
           <w:p>
@@ -682,7 +682,7 @@
                 <w:sz w:val="19"/>
                 <w:szCs w:val="19"/>
               </w:rPr>
-              <w:t xml:space="preserve">    name: production        # à protéger côté GitLab aussi</w:t>
+              <w:t xml:space="preserve"> name: production # à protéger côté GitLab aussi</w:t>
             </w:r>
           </w:p>
           <w:p>
@@ -695,7 +695,7 @@
                 <w:sz w:val="19"/>
                 <w:szCs w:val="19"/>
               </w:rPr>
-              <w:t xml:space="preserve">  rules:</w:t>
+              <w:t xml:space="preserve"> rules:</w:t>
             </w:r>
           </w:p>
           <w:p>
@@ -708,7 +708,7 @@
                 <w:sz w:val="19"/>
                 <w:szCs w:val="19"/>
               </w:rPr>
-              <w:t xml:space="preserve">    # le job de déploiement N'EXISTE que sur main</w:t>
+              <w:t xml:space="preserve"> # le job de déploiement N'EXISTE que sur main</w:t>
             </w:r>
           </w:p>
           <w:p>
@@ -721,7 +721,7 @@
                 <w:sz w:val="19"/>
                 <w:szCs w:val="19"/>
               </w:rPr>
-              <w:t xml:space="preserve">    - if: '$CI_COMMIT_BRANCH == "main"'</w:t>
+              <w:t xml:space="preserve"> - if: '$CI_COMMIT_BRANCH == "main"'</w:t>
             </w:r>
           </w:p>
           <w:p>
@@ -734,7 +734,7 @@
                 <w:sz w:val="19"/>
                 <w:szCs w:val="19"/>
               </w:rPr>
-              <w:t xml:space="preserve">    # toute autre branche : pas de job deploy, déploiement</w:t>
+              <w:t xml:space="preserve"> # toute autre branche : pas de job deploy, déploiement</w:t>
             </w:r>
           </w:p>
           <w:p>
@@ -747,7 +747,7 @@
                 <w:sz w:val="19"/>
                 <w:szCs w:val="19"/>
               </w:rPr>
-              <w:t xml:space="preserve">    # impossible par construction (pas de when: never à</w:t>
+              <w:t xml:space="preserve"> # impossible par construction (pas de when: never à</w:t>
             </w:r>
           </w:p>
           <w:p>
@@ -760,7 +760,7 @@
                 <w:sz w:val="19"/>
                 <w:szCs w:val="19"/>
               </w:rPr>
-              <w:t xml:space="preserve">    # contourner, le job n'est tout simplement pas créé)</w:t>
+              <w:t xml:space="preserve"> # contourner, le job n'est tout simplement pas créé)</w:t>
             </w:r>
           </w:p>
         </w:tc>
@@ -850,7 +850,7 @@
         </w:numPr>
       </w:pPr>
       <w:r>
-        <w:t xml:space="preserve">Zone « Exceptions OK » — vérification que le process hotfix (#65) passe bien, lui, par main.</w:t>
+        <w:t xml:space="preserve">Zone « Exceptions OK » — vérification que le process hotfix passe bien, lui, par main.</w:t>
       </w:r>
     </w:p>
     <w:p>
@@ -918,7 +918,7 @@
         </w:numPr>
       </w:pPr>
       <w:r>
-        <w:t xml:space="preserve">(5 min) Vérifier les exceptions — on s'assure que le process hotfix (#65) passe bien par main et n'est pas bloqué à tort.</w:t>
+        <w:t xml:space="preserve">(5 min) Vérifier les exceptions — on s'assure que le process hotfix passe bien par main et n'est pas bloqué à tort.</w:t>
       </w:r>
     </w:p>
     <w:p>
